--- a/briefings/线口监测午报-2026-09-15.docx
+++ b/briefings/线口监测午报-2026-09-15.docx
@@ -22,7 +22,7 @@
           <w:color w:val="888888"/>
           <w:sz w:val="18"/>
         </w:rPr>
-        <w:t>监测窗口:近48小时 | 生成时间:2026-09-15 12:58</w:t>
+        <w:t>监测窗口:近48小时 | 生成时间:2026-09-15 14:11</w:t>
       </w:r>
     </w:p>
     <w:p>
@@ -70,6 +70,108 @@
           <w:color w:val="888888"/>
           <w:sz w:val="24"/>
         </w:rPr>
+        <w:t>消息称英伟达内部限制使用 Anthropic 和 OpenAI 的前沿模型，敏感数据改用自家 AI</w:t>
+      </w:r>
+    </w:p>
+    <w:p>
+      <w:r>
+        <w:rPr>
+          <w:rFonts w:ascii="Times New Roman" w:hAnsi="Times New Roman" w:eastAsia="宋体"/>
+          <w:color w:val="888888"/>
+          <w:sz w:val="18"/>
+        </w:rPr>
+        <w:t>来源:IT之家 | 时间:09-15 13:52</w:t>
+      </w:r>
+    </w:p>
+    <w:p>
+      <w:r>
+        <w:rPr>
+          <w:rFonts w:ascii="Times New Roman" w:hAnsi="Times New Roman" w:eastAsia="宋体"/>
+          <w:sz w:val="18"/>
+        </w:rPr>
+        <w:t>链接:</w:t>
+      </w:r>
+      <w:hyperlink r:id="rId9">
+        <w:r>
+          <w:rPr>
+            <w:color w:val="0563C1"/>
+            <w:u w:val="single"/>
+          </w:rPr>
+          <w:t>消息称英伟达内部限制使用 Anthropic 和 OpenAI 的前沿模型，敏感数据改用自家 AI</w:t>
+        </w:r>
+      </w:hyperlink>
+    </w:p>
+    <w:p>
+      <w:pPr>
+        <w:pStyle w:val="Heading3"/>
+      </w:pPr>
+      <w:r>
+        <w:rPr>
+          <w:rFonts w:ascii="Times New Roman" w:hAnsi="Times New Roman" w:eastAsia="黑体"/>
+          <w:b w:val="0"/>
+          <w:color w:val="888888"/>
+          <w:sz w:val="24"/>
+        </w:rPr>
+        <w:t>【C级·参考】</w:t>
+      </w:r>
+      <w:r>
+        <w:rPr>
+          <w:rFonts w:ascii="Times New Roman" w:hAnsi="Times New Roman" w:eastAsia="黑体"/>
+          <w:b w:val="0"/>
+          <w:color w:val="888888"/>
+          <w:sz w:val="24"/>
+        </w:rPr>
+        <w:t>微软 CEO 纳德拉发布警告：AI 必须处于人类控制之下，支持更广泛的第三方测试</w:t>
+      </w:r>
+    </w:p>
+    <w:p>
+      <w:r>
+        <w:rPr>
+          <w:rFonts w:ascii="Times New Roman" w:hAnsi="Times New Roman" w:eastAsia="宋体"/>
+          <w:color w:val="888888"/>
+          <w:sz w:val="18"/>
+        </w:rPr>
+        <w:t>来源:IT之家 | 时间:09-15 13:29</w:t>
+      </w:r>
+    </w:p>
+    <w:p>
+      <w:r>
+        <w:rPr>
+          <w:rFonts w:ascii="Times New Roman" w:hAnsi="Times New Roman" w:eastAsia="宋体"/>
+          <w:sz w:val="18"/>
+        </w:rPr>
+        <w:t>链接:</w:t>
+      </w:r>
+      <w:hyperlink r:id="rId10">
+        <w:r>
+          <w:rPr>
+            <w:color w:val="0563C1"/>
+            <w:u w:val="single"/>
+          </w:rPr>
+          <w:t>微软 CEO 纳德拉发布警告：AI 必须处于人类控制之下，支持更广泛的第三方测试</w:t>
+        </w:r>
+      </w:hyperlink>
+    </w:p>
+    <w:p>
+      <w:pPr>
+        <w:pStyle w:val="Heading3"/>
+      </w:pPr>
+      <w:r>
+        <w:rPr>
+          <w:rFonts w:ascii="Times New Roman" w:hAnsi="Times New Roman" w:eastAsia="黑体"/>
+          <w:b w:val="0"/>
+          <w:color w:val="888888"/>
+          <w:sz w:val="24"/>
+        </w:rPr>
+        <w:t>【C级·参考】</w:t>
+      </w:r>
+      <w:r>
+        <w:rPr>
+          <w:rFonts w:ascii="Times New Roman" w:hAnsi="Times New Roman" w:eastAsia="黑体"/>
+          <w:b w:val="0"/>
+          <w:color w:val="888888"/>
+          <w:sz w:val="24"/>
+        </w:rPr>
         <w:t>苹果 54 项 iOS / iPadOS 27 隐藏新功能 / 新特性汇总：打磨细节、聚焦 AI</w:t>
       </w:r>
     </w:p>
@@ -91,7 +193,7 @@
         </w:rPr>
         <w:t>链接:</w:t>
       </w:r>
-      <w:hyperlink r:id="rId9">
+      <w:hyperlink r:id="rId11">
         <w:r>
           <w:rPr>
             <w:color w:val="0563C1"/>
@@ -142,7 +244,7 @@
         </w:rPr>
         <w:t>链接:</w:t>
       </w:r>
-      <w:hyperlink r:id="rId10">
+      <w:hyperlink r:id="rId12">
         <w:r>
           <w:rPr>
             <w:color w:val="0563C1"/>
@@ -193,7 +295,7 @@
         </w:rPr>
         <w:t>链接:</w:t>
       </w:r>
-      <w:hyperlink r:id="rId11">
+      <w:hyperlink r:id="rId13">
         <w:r>
           <w:rPr>
             <w:color w:val="0563C1"/>
@@ -244,7 +346,7 @@
         </w:rPr>
         <w:t>链接:</w:t>
       </w:r>
-      <w:hyperlink r:id="rId12">
+      <w:hyperlink r:id="rId14">
         <w:r>
           <w:rPr>
             <w:color w:val="0563C1"/>
@@ -295,7 +397,7 @@
         </w:rPr>
         <w:t>链接:</w:t>
       </w:r>
-      <w:hyperlink r:id="rId13">
+      <w:hyperlink r:id="rId15">
         <w:r>
           <w:rPr>
             <w:color w:val="0563C1"/>
@@ -346,7 +448,7 @@
         </w:rPr>
         <w:t>链接:</w:t>
       </w:r>
-      <w:hyperlink r:id="rId14">
+      <w:hyperlink r:id="rId16">
         <w:r>
           <w:rPr>
             <w:color w:val="0563C1"/>
@@ -397,7 +499,7 @@
         </w:rPr>
         <w:t>链接:</w:t>
       </w:r>
-      <w:hyperlink r:id="rId15">
+      <w:hyperlink r:id="rId17">
         <w:r>
           <w:rPr>
             <w:color w:val="0563C1"/>
@@ -448,7 +550,7 @@
         </w:rPr>
         <w:t>链接:</w:t>
       </w:r>
-      <w:hyperlink r:id="rId16">
+      <w:hyperlink r:id="rId18">
         <w:r>
           <w:rPr>
             <w:color w:val="0563C1"/>
@@ -499,7 +601,7 @@
         </w:rPr>
         <w:t>链接:</w:t>
       </w:r>
-      <w:hyperlink r:id="rId17">
+      <w:hyperlink r:id="rId19">
         <w:r>
           <w:rPr>
             <w:color w:val="0563C1"/>
@@ -550,7 +652,7 @@
         </w:rPr>
         <w:t>链接:</w:t>
       </w:r>
-      <w:hyperlink r:id="rId18">
+      <w:hyperlink r:id="rId20">
         <w:r>
           <w:rPr>
             <w:color w:val="0563C1"/>
@@ -601,7 +703,7 @@
         </w:rPr>
         <w:t>链接:</w:t>
       </w:r>
-      <w:hyperlink r:id="rId19">
+      <w:hyperlink r:id="rId21">
         <w:r>
           <w:rPr>
             <w:color w:val="0563C1"/>
@@ -652,13 +754,64 @@
         </w:rPr>
         <w:t>链接:</w:t>
       </w:r>
-      <w:hyperlink r:id="rId20">
+      <w:hyperlink r:id="rId22">
         <w:r>
           <w:rPr>
             <w:color w:val="0563C1"/>
             <w:u w:val="single"/>
           </w:rPr>
           <w:t>科技助残新突破 | AI助盲眼镜、智能导盲犬加速落地</w:t>
+        </w:r>
+      </w:hyperlink>
+    </w:p>
+    <w:p>
+      <w:pPr>
+        <w:pStyle w:val="Heading3"/>
+      </w:pPr>
+      <w:r>
+        <w:rPr>
+          <w:rFonts w:ascii="Times New Roman" w:hAnsi="Times New Roman" w:eastAsia="黑体"/>
+          <w:b w:val="0"/>
+          <w:color w:val="888888"/>
+          <w:sz w:val="24"/>
+        </w:rPr>
+        <w:t>【C级·参考】</w:t>
+      </w:r>
+      <w:r>
+        <w:rPr>
+          <w:rFonts w:ascii="Times New Roman" w:hAnsi="Times New Roman" w:eastAsia="黑体"/>
+          <w:b w:val="0"/>
+          <w:color w:val="888888"/>
+          <w:sz w:val="24"/>
+        </w:rPr>
+        <w:t>Dropping eBPF CPU Cost by About 90% with Memoization (Not AI Gen)</w:t>
+      </w:r>
+    </w:p>
+    <w:p>
+      <w:r>
+        <w:rPr>
+          <w:rFonts w:ascii="Times New Roman" w:hAnsi="Times New Roman" w:eastAsia="宋体"/>
+          <w:color w:val="888888"/>
+          <w:sz w:val="18"/>
+        </w:rPr>
+        <w:t>来源:Hacker News | 时间:09-14 22:29</w:t>
+      </w:r>
+    </w:p>
+    <w:p>
+      <w:r>
+        <w:rPr>
+          <w:rFonts w:ascii="Times New Roman" w:hAnsi="Times New Roman" w:eastAsia="宋体"/>
+          <w:sz w:val="18"/>
+        </w:rPr>
+        <w:t>链接:</w:t>
+      </w:r>
+      <w:hyperlink r:id="rId23">
+        <w:r>
+          <w:rPr>
+            <w:color w:val="0563C1"/>
+            <w:u w:val="single"/>
+          </w:rPr>
+          <w:t>Dropping eBPF CPU Cost by About 90% with Memoization (Not AI Gen)</w:t>
         </w:r>
       </w:hyperlink>
     </w:p>
@@ -703,7 +856,7 @@
         </w:rPr>
         <w:t>链接:</w:t>
       </w:r>
-      <w:hyperlink r:id="rId21">
+      <w:hyperlink r:id="rId24">
         <w:r>
           <w:rPr>
             <w:color w:val="0563C1"/>
@@ -754,13 +907,64 @@
         </w:rPr>
         <w:t>链接:</w:t>
       </w:r>
-      <w:hyperlink r:id="rId22">
+      <w:hyperlink r:id="rId25">
         <w:r>
           <w:rPr>
             <w:color w:val="0563C1"/>
             <w:u w:val="single"/>
           </w:rPr>
           <w:t>AI眼镜告别普涨时代 7月线上销量首降15.3% AR眼镜逆势增长72.7%</w:t>
+        </w:r>
+      </w:hyperlink>
+    </w:p>
+    <w:p>
+      <w:pPr>
+        <w:pStyle w:val="Heading3"/>
+      </w:pPr>
+      <w:r>
+        <w:rPr>
+          <w:rFonts w:ascii="Times New Roman" w:hAnsi="Times New Roman" w:eastAsia="黑体"/>
+          <w:b w:val="0"/>
+          <w:color w:val="888888"/>
+          <w:sz w:val="24"/>
+        </w:rPr>
+        <w:t>【C级·参考】</w:t>
+      </w:r>
+      <w:r>
+        <w:rPr>
+          <w:rFonts w:ascii="Times New Roman" w:hAnsi="Times New Roman" w:eastAsia="黑体"/>
+          <w:b w:val="0"/>
+          <w:color w:val="888888"/>
+          <w:sz w:val="24"/>
+        </w:rPr>
+        <w:t>讯飞AI眼镜接入蚂蚁灵影AOS生态体系，从商务场景转向全场景生活服务</w:t>
+      </w:r>
+    </w:p>
+    <w:p>
+      <w:r>
+        <w:rPr>
+          <w:rFonts w:ascii="Times New Roman" w:hAnsi="Times New Roman" w:eastAsia="宋体"/>
+          <w:color w:val="888888"/>
+          <w:sz w:val="18"/>
+        </w:rPr>
+        <w:t>来源:Bing新闻 | 时间:09-14 16:41</w:t>
+      </w:r>
+    </w:p>
+    <w:p>
+      <w:r>
+        <w:rPr>
+          <w:rFonts w:ascii="Times New Roman" w:hAnsi="Times New Roman" w:eastAsia="宋体"/>
+          <w:sz w:val="18"/>
+        </w:rPr>
+        <w:t>链接:</w:t>
+      </w:r>
+      <w:hyperlink r:id="rId26">
+        <w:r>
+          <w:rPr>
+            <w:color w:val="0563C1"/>
+            <w:u w:val="single"/>
+          </w:rPr>
+          <w:t>讯飞AI眼镜接入蚂蚁灵影AOS生态体系，从商务场景转向全场景生活服务</w:t>
         </w:r>
       </w:hyperlink>
     </w:p>
@@ -805,64 +1009,13 @@
         </w:rPr>
         <w:t>链接:</w:t>
       </w:r>
-      <w:hyperlink r:id="rId23">
+      <w:hyperlink r:id="rId27">
         <w:r>
           <w:rPr>
             <w:color w:val="0563C1"/>
             <w:u w:val="single"/>
           </w:rPr>
           <w:t>怎样让不戴眼镜的人，愿意每天戴一副AI眼镜？|专访应用材料公司副总裁 Paul Meissner</w:t>
-        </w:r>
-      </w:hyperlink>
-    </w:p>
-    <w:p>
-      <w:pPr>
-        <w:pStyle w:val="Heading3"/>
-      </w:pPr>
-      <w:r>
-        <w:rPr>
-          <w:rFonts w:ascii="Times New Roman" w:hAnsi="Times New Roman" w:eastAsia="黑体"/>
-          <w:b w:val="0"/>
-          <w:color w:val="888888"/>
-          <w:sz w:val="24"/>
-        </w:rPr>
-        <w:t>【C级·参考】</w:t>
-      </w:r>
-      <w:r>
-        <w:rPr>
-          <w:rFonts w:ascii="Times New Roman" w:hAnsi="Times New Roman" w:eastAsia="黑体"/>
-          <w:b w:val="0"/>
-          <w:color w:val="888888"/>
-          <w:sz w:val="24"/>
-        </w:rPr>
-        <w:t>AI眼镜热度升温，可穿戴硬件产业链寻找新入口</w:t>
-      </w:r>
-    </w:p>
-    <w:p>
-      <w:r>
-        <w:rPr>
-          <w:rFonts w:ascii="Times New Roman" w:hAnsi="Times New Roman" w:eastAsia="宋体"/>
-          <w:color w:val="888888"/>
-          <w:sz w:val="18"/>
-        </w:rPr>
-        <w:t>来源:Bing新闻 | 时间:09-14 01:00</w:t>
-      </w:r>
-    </w:p>
-    <w:p>
-      <w:r>
-        <w:rPr>
-          <w:rFonts w:ascii="Times New Roman" w:hAnsi="Times New Roman" w:eastAsia="宋体"/>
-          <w:sz w:val="18"/>
-        </w:rPr>
-        <w:t>链接:</w:t>
-      </w:r>
-      <w:hyperlink r:id="rId24">
-        <w:r>
-          <w:rPr>
-            <w:color w:val="0563C1"/>
-            <w:u w:val="single"/>
-          </w:rPr>
-          <w:t>AI眼镜热度升温，可穿戴硬件产业链寻找新入口</w:t>
         </w:r>
       </w:hyperlink>
     </w:p>
@@ -936,64 +1089,13 @@
         </w:rPr>
         <w:t>链接:</w:t>
       </w:r>
-      <w:hyperlink r:id="rId25">
+      <w:hyperlink r:id="rId28">
         <w:r>
           <w:rPr>
             <w:color w:val="0563C1"/>
             <w:u w:val="single"/>
           </w:rPr>
           <w:t>Waymo 自动驾驶出租车商业服务目标 2027 年正式登陆日本东京市场</w:t>
-        </w:r>
-      </w:hyperlink>
-    </w:p>
-    <w:p>
-      <w:pPr>
-        <w:pStyle w:val="Heading3"/>
-      </w:pPr>
-      <w:r>
-        <w:rPr>
-          <w:rFonts w:ascii="Times New Roman" w:hAnsi="Times New Roman" w:eastAsia="黑体"/>
-          <w:b w:val="0"/>
-          <w:color w:val="888888"/>
-          <w:sz w:val="24"/>
-        </w:rPr>
-        <w:t>【C级·参考】</w:t>
-      </w:r>
-      <w:r>
-        <w:rPr>
-          <w:rFonts w:ascii="Times New Roman" w:hAnsi="Times New Roman" w:eastAsia="黑体"/>
-          <w:b w:val="0"/>
-          <w:color w:val="888888"/>
-          <w:sz w:val="24"/>
-        </w:rPr>
-        <w:t>Waymo 扩大美国无人驾驶网约车服务版图，将拉斯维加斯纳入运营范围</w:t>
-      </w:r>
-    </w:p>
-    <w:p>
-      <w:r>
-        <w:rPr>
-          <w:rFonts w:ascii="Times New Roman" w:hAnsi="Times New Roman" w:eastAsia="宋体"/>
-          <w:color w:val="888888"/>
-          <w:sz w:val="18"/>
-        </w:rPr>
-        <w:t>来源:IT之家 | 时间:09-15 09:28</w:t>
-      </w:r>
-    </w:p>
-    <w:p>
-      <w:r>
-        <w:rPr>
-          <w:rFonts w:ascii="Times New Roman" w:hAnsi="Times New Roman" w:eastAsia="宋体"/>
-          <w:sz w:val="18"/>
-        </w:rPr>
-        <w:t>链接:</w:t>
-      </w:r>
-      <w:hyperlink r:id="rId26">
-        <w:r>
-          <w:rPr>
-            <w:color w:val="0563C1"/>
-            <w:u w:val="single"/>
-          </w:rPr>
-          <w:t>Waymo 扩大美国无人驾驶网约车服务版图，将拉斯维加斯纳入运营范围</w:t>
         </w:r>
       </w:hyperlink>
     </w:p>
@@ -1046,6 +1148,57 @@
           <w:color w:val="888888"/>
           <w:sz w:val="24"/>
         </w:rPr>
+        <w:t>网易《无限大》不设任何角色卡池：纯外观付费，2027 年 1 月 15 日免费登陆 PC、PS5 和移动端</w:t>
+      </w:r>
+    </w:p>
+    <w:p>
+      <w:r>
+        <w:rPr>
+          <w:rFonts w:ascii="Times New Roman" w:hAnsi="Times New Roman" w:eastAsia="宋体"/>
+          <w:color w:val="888888"/>
+          <w:sz w:val="18"/>
+        </w:rPr>
+        <w:t>来源:IT之家 | 时间:09-15 13:55</w:t>
+      </w:r>
+    </w:p>
+    <w:p>
+      <w:r>
+        <w:rPr>
+          <w:rFonts w:ascii="Times New Roman" w:hAnsi="Times New Roman" w:eastAsia="宋体"/>
+          <w:sz w:val="18"/>
+        </w:rPr>
+        <w:t>链接:</w:t>
+      </w:r>
+      <w:hyperlink r:id="rId29">
+        <w:r>
+          <w:rPr>
+            <w:color w:val="0563C1"/>
+            <w:u w:val="single"/>
+          </w:rPr>
+          <w:t>网易《无限大》不设任何角色卡池：纯外观付费，2027 年 1 月 15 日免费登陆 PC、PS5 和移动端</w:t>
+        </w:r>
+      </w:hyperlink>
+    </w:p>
+    <w:p>
+      <w:pPr>
+        <w:pStyle w:val="Heading3"/>
+      </w:pPr>
+      <w:r>
+        <w:rPr>
+          <w:rFonts w:ascii="Times New Roman" w:hAnsi="Times New Roman" w:eastAsia="黑体"/>
+          <w:b w:val="0"/>
+          <w:color w:val="888888"/>
+          <w:sz w:val="24"/>
+        </w:rPr>
+        <w:t>【C级·参考】</w:t>
+      </w:r>
+      <w:r>
+        <w:rPr>
+          <w:rFonts w:ascii="Times New Roman" w:hAnsi="Times New Roman" w:eastAsia="黑体"/>
+          <w:b w:val="0"/>
+          <w:color w:val="888888"/>
+          <w:sz w:val="24"/>
+        </w:rPr>
         <w:t>完美世界电竞再度于上海主办 2027 反恐精英世界锦标赛</w:t>
       </w:r>
     </w:p>
@@ -1067,7 +1220,7 @@
         </w:rPr>
         <w:t>链接:</w:t>
       </w:r>
-      <w:hyperlink r:id="rId27">
+      <w:hyperlink r:id="rId30">
         <w:r>
           <w:rPr>
             <w:color w:val="0563C1"/>
@@ -1118,7 +1271,7 @@
         </w:rPr>
         <w:t>链接:</w:t>
       </w:r>
-      <w:hyperlink r:id="rId28">
+      <w:hyperlink r:id="rId31">
         <w:r>
           <w:rPr>
             <w:color w:val="0563C1"/>
@@ -1169,7 +1322,7 @@
         </w:rPr>
         <w:t>链接:</w:t>
       </w:r>
-      <w:hyperlink r:id="rId29">
+      <w:hyperlink r:id="rId32">
         <w:r>
           <w:rPr>
             <w:color w:val="0563C1"/>
@@ -1220,7 +1373,7 @@
         </w:rPr>
         <w:t>链接:</w:t>
       </w:r>
-      <w:hyperlink r:id="rId30">
+      <w:hyperlink r:id="rId33">
         <w:r>
           <w:rPr>
             <w:color w:val="0563C1"/>
@@ -1271,7 +1424,7 @@
         </w:rPr>
         <w:t>链接:</w:t>
       </w:r>
-      <w:hyperlink r:id="rId31">
+      <w:hyperlink r:id="rId34">
         <w:r>
           <w:rPr>
             <w:color w:val="0563C1"/>
@@ -1322,7 +1475,7 @@
         </w:rPr>
         <w:t>链接:</w:t>
       </w:r>
-      <w:hyperlink r:id="rId32">
+      <w:hyperlink r:id="rId35">
         <w:r>
           <w:rPr>
             <w:color w:val="0563C1"/>
@@ -1373,7 +1526,7 @@
         </w:rPr>
         <w:t>链接:</w:t>
       </w:r>
-      <w:hyperlink r:id="rId33">
+      <w:hyperlink r:id="rId36">
         <w:r>
           <w:rPr>
             <w:color w:val="0563C1"/>
@@ -1424,7 +1577,7 @@
         </w:rPr>
         <w:t>链接:</w:t>
       </w:r>
-      <w:hyperlink r:id="rId34">
+      <w:hyperlink r:id="rId37">
         <w:r>
           <w:rPr>
             <w:color w:val="0563C1"/>
@@ -1475,115 +1628,13 @@
         </w:rPr>
         <w:t>链接:</w:t>
       </w:r>
-      <w:hyperlink r:id="rId35">
+      <w:hyperlink r:id="rId38">
         <w:r>
           <w:rPr>
             <w:color w:val="0563C1"/>
             <w:u w:val="single"/>
           </w:rPr>
           <w:t>游戏圈天价离婚案：《穿越火线》开发商老板“分割财产”，前妻获得127亿元</w:t>
-        </w:r>
-      </w:hyperlink>
-    </w:p>
-    <w:p>
-      <w:pPr>
-        <w:pStyle w:val="Heading3"/>
-      </w:pPr>
-      <w:r>
-        <w:rPr>
-          <w:rFonts w:ascii="Times New Roman" w:hAnsi="Times New Roman" w:eastAsia="黑体"/>
-          <w:b w:val="0"/>
-          <w:color w:val="888888"/>
-          <w:sz w:val="24"/>
-        </w:rPr>
-        <w:t>【C级·参考】</w:t>
-      </w:r>
-      <w:r>
-        <w:rPr>
-          <w:rFonts w:ascii="Times New Roman" w:hAnsi="Times New Roman" w:eastAsia="黑体"/>
-          <w:b w:val="0"/>
-          <w:color w:val="888888"/>
-          <w:sz w:val="24"/>
-        </w:rPr>
-        <w:t>“投降还是另辟蹊径”？二游大厂《赛马娘》开发商Cygames要做小体量游戏</w:t>
-      </w:r>
-    </w:p>
-    <w:p>
-      <w:r>
-        <w:rPr>
-          <w:rFonts w:ascii="Times New Roman" w:hAnsi="Times New Roman" w:eastAsia="宋体"/>
-          <w:color w:val="888888"/>
-          <w:sz w:val="18"/>
-        </w:rPr>
-        <w:t>来源:GameLook | 时间:09-14 09:48</w:t>
-      </w:r>
-    </w:p>
-    <w:p>
-      <w:r>
-        <w:rPr>
-          <w:rFonts w:ascii="Times New Roman" w:hAnsi="Times New Roman" w:eastAsia="宋体"/>
-          <w:sz w:val="18"/>
-        </w:rPr>
-        <w:t>链接:</w:t>
-      </w:r>
-      <w:hyperlink r:id="rId36">
-        <w:r>
-          <w:rPr>
-            <w:color w:val="0563C1"/>
-            <w:u w:val="single"/>
-          </w:rPr>
-          <w:t>“投降还是另辟蹊径”？二游大厂《赛马娘》开发商Cygames要做小体量游戏</w:t>
-        </w:r>
-      </w:hyperlink>
-    </w:p>
-    <w:p>
-      <w:pPr>
-        <w:pStyle w:val="Heading3"/>
-      </w:pPr>
-      <w:r>
-        <w:rPr>
-          <w:rFonts w:ascii="Times New Roman" w:hAnsi="Times New Roman" w:eastAsia="黑体"/>
-          <w:b w:val="0"/>
-          <w:color w:val="888888"/>
-          <w:sz w:val="24"/>
-        </w:rPr>
-        <w:t>【C级·参考】</w:t>
-      </w:r>
-      <w:r>
-        <w:rPr>
-          <w:rFonts w:ascii="Times New Roman" w:hAnsi="Times New Roman" w:eastAsia="黑体"/>
-          <w:b w:val="0"/>
-          <w:color w:val="888888"/>
-          <w:sz w:val="24"/>
-        </w:rPr>
-        <w:t>当MMO集体焦虑蔓延，这款游戏却把“战斗爽”做成了另一种答案</w:t>
-      </w:r>
-    </w:p>
-    <w:p>
-      <w:r>
-        <w:rPr>
-          <w:rFonts w:ascii="Times New Roman" w:hAnsi="Times New Roman" w:eastAsia="宋体"/>
-          <w:color w:val="888888"/>
-          <w:sz w:val="18"/>
-        </w:rPr>
-        <w:t>来源:GameLook | 时间:09-14 08:41</w:t>
-      </w:r>
-    </w:p>
-    <w:p>
-      <w:r>
-        <w:rPr>
-          <w:rFonts w:ascii="Times New Roman" w:hAnsi="Times New Roman" w:eastAsia="宋体"/>
-          <w:sz w:val="18"/>
-        </w:rPr>
-        <w:t>链接:</w:t>
-      </w:r>
-      <w:hyperlink r:id="rId37">
-        <w:r>
-          <w:rPr>
-            <w:color w:val="0563C1"/>
-            <w:u w:val="single"/>
-          </w:rPr>
-          <w:t>当MMO集体焦虑蔓延，这款游戏却把“战斗爽”做成了另一种答案</w:t>
         </w:r>
       </w:hyperlink>
     </w:p>
@@ -1630,7 +1681,7 @@
           <w:rFonts w:ascii="Times New Roman" w:hAnsi="Times New Roman" w:eastAsia="宋体"/>
           <w:sz w:val="18"/>
         </w:rPr>
-        <w:t>IT之家(60)、GameLook(18)、HackerNews(4)、Bing新闻(4)</w:t>
+        <w:t>IT之家(60)、GameLook(18)、HackerNews(5)、Bing新闻(6)</w:t>
       </w:r>
     </w:p>
     <w:p>

--- a/briefings/线口监测午报-2026-09-15.docx
+++ b/briefings/线口监测午报-2026-09-15.docx
@@ -22,7 +22,7 @@
           <w:color w:val="888888"/>
           <w:sz w:val="18"/>
         </w:rPr>
-        <w:t>监测窗口:近48小时 | 生成时间:2026-09-15 14:11</w:t>
+        <w:t>监测窗口:近48小时 | 生成时间:2026-09-15 20:37</w:t>
       </w:r>
     </w:p>
     <w:p>
@@ -70,7 +70,7 @@
           <w:color w:val="888888"/>
           <w:sz w:val="24"/>
         </w:rPr>
-        <w:t>消息称英伟达内部限制使用 Anthropic 和 OpenAI 的前沿模型，敏感数据改用自家 AI</w:t>
+        <w:t>因 AI 投入加大，消息称字节跳动今年上半年利润降至 200 亿美元</w:t>
       </w:r>
     </w:p>
     <w:p>
@@ -80,7 +80,7 @@
           <w:color w:val="888888"/>
           <w:sz w:val="18"/>
         </w:rPr>
-        <w:t>来源:IT之家 | 时间:09-15 13:52</w:t>
+        <w:t>来源:IT之家 | 时间:09-15 20:37</w:t>
       </w:r>
     </w:p>
     <w:p>
@@ -97,7 +97,7 @@
             <w:color w:val="0563C1"/>
             <w:u w:val="single"/>
           </w:rPr>
-          <w:t>消息称英伟达内部限制使用 Anthropic 和 OpenAI 的前沿模型，敏感数据改用自家 AI</w:t>
+          <w:t>因 AI 投入加大，消息称字节跳动今年上半年利润降至 200 亿美元</w:t>
         </w:r>
       </w:hyperlink>
     </w:p>
@@ -121,7 +121,7 @@
           <w:color w:val="888888"/>
           <w:sz w:val="24"/>
         </w:rPr>
-        <w:t>微软 CEO 纳德拉发布警告：AI 必须处于人类控制之下，支持更广泛的第三方测试</w:t>
+        <w:t>Salesforce 联合英伟达推出 Koa 推理大模型，挑战闭源前沿模型</w:t>
       </w:r>
     </w:p>
     <w:p>
@@ -131,7 +131,7 @@
           <w:color w:val="888888"/>
           <w:sz w:val="18"/>
         </w:rPr>
-        <w:t>来源:IT之家 | 时间:09-15 13:29</w:t>
+        <w:t>来源:IT之家 | 时间:09-15 20:25</w:t>
       </w:r>
     </w:p>
     <w:p>
@@ -148,7 +148,7 @@
             <w:color w:val="0563C1"/>
             <w:u w:val="single"/>
           </w:rPr>
-          <w:t>微软 CEO 纳德拉发布警告：AI 必须处于人类控制之下，支持更广泛的第三方测试</w:t>
+          <w:t>Salesforce 联合英伟达推出 Koa 推理大模型，挑战闭源前沿模型</w:t>
         </w:r>
       </w:hyperlink>
     </w:p>
@@ -172,7 +172,7 @@
           <w:color w:val="888888"/>
           <w:sz w:val="24"/>
         </w:rPr>
-        <w:t>苹果 54 项 iOS / iPadOS 27 隐藏新功能 / 新特性汇总：打磨细节、聚焦 AI</w:t>
+        <w:t>OpenAI 内部 Lily 项目曝光：人工审核 ChatGPT 用户聊天记录以优化大模型</w:t>
       </w:r>
     </w:p>
     <w:p>
@@ -182,7 +182,7 @@
           <w:color w:val="888888"/>
           <w:sz w:val="18"/>
         </w:rPr>
-        <w:t>来源:IT之家 | 时间:09-15 12:48</w:t>
+        <w:t>来源:IT之家 | 时间:09-15 19:48</w:t>
       </w:r>
     </w:p>
     <w:p>
@@ -199,7 +199,7 @@
             <w:color w:val="0563C1"/>
             <w:u w:val="single"/>
           </w:rPr>
-          <w:t>苹果 54 项 iOS / iPadOS 27 隐藏新功能 / 新特性汇总：打磨细节、聚焦 AI</w:t>
+          <w:t>OpenAI 内部 Lily 项目曝光：人工审核 ChatGPT 用户聊天记录以优化大模型</w:t>
         </w:r>
       </w:hyperlink>
     </w:p>
@@ -223,7 +223,7 @@
           <w:color w:val="888888"/>
           <w:sz w:val="24"/>
         </w:rPr>
-        <w:t>比尔 · 盖茨：中美大模型各有 4 家能够保持最先进水平，中国人形机器人运动会非常有意思</w:t>
+        <w:t>12.2" 轻薄本 mouse X2 发布：质量 981g，至高搭载 AMD 锐龙 AI 7 350</w:t>
       </w:r>
     </w:p>
     <w:p>
@@ -233,7 +233,7 @@
           <w:color w:val="888888"/>
           <w:sz w:val="18"/>
         </w:rPr>
-        <w:t>来源:IT之家 | 时间:09-15 12:26</w:t>
+        <w:t>来源:IT之家 | 时间:09-15 19:04</w:t>
       </w:r>
     </w:p>
     <w:p>
@@ -250,7 +250,7 @@
             <w:color w:val="0563C1"/>
             <w:u w:val="single"/>
           </w:rPr>
-          <w:t>比尔 · 盖茨：中美大模型各有 4 家能够保持最先进水平，中国人形机器人运动会非常有意思</w:t>
+          <w:t>12.2" 轻薄本 mouse X2 发布：质量 981g，至高搭载 AMD 锐龙 AI 7 350</w:t>
         </w:r>
       </w:hyperlink>
     </w:p>
@@ -274,7 +274,7 @@
           <w:color w:val="888888"/>
           <w:sz w:val="24"/>
         </w:rPr>
-        <w:t>惠普战 X Pro 锐龙版上市：锐龙 AI 9 HX Pro 470、64GB + 2TB 存储，29999 元</w:t>
+        <w:t>Suspected sabotage causes major Netherlands rail disruption</w:t>
       </w:r>
     </w:p>
     <w:p>
@@ -284,7 +284,7 @@
           <w:color w:val="888888"/>
           <w:sz w:val="18"/>
         </w:rPr>
-        <w:t>来源:IT之家 | 时间:09-15 12:00</w:t>
+        <w:t>来源:Hacker News | 时间:09-15 18:22</w:t>
       </w:r>
     </w:p>
     <w:p>
@@ -301,7 +301,7 @@
             <w:color w:val="0563C1"/>
             <w:u w:val="single"/>
           </w:rPr>
-          <w:t>惠普战 X Pro 锐龙版上市：锐龙 AI 9 HX Pro 470、64GB + 2TB 存储，29999 元</w:t>
+          <w:t>Suspected sabotage causes major Netherlands rail disruption</w:t>
         </w:r>
       </w:hyperlink>
     </w:p>
@@ -325,7 +325,7 @@
           <w:color w:val="888888"/>
           <w:sz w:val="24"/>
         </w:rPr>
-        <w:t>国家统计局：截至 6 月末我国已建成 70 余条算力大通道</w:t>
+        <w:t>美国参议院拟议新法案：AI 企业需证明自身已拿出防范风险的措施</w:t>
       </w:r>
     </w:p>
     <w:p>
@@ -335,7 +335,7 @@
           <w:color w:val="888888"/>
           <w:sz w:val="18"/>
         </w:rPr>
-        <w:t>来源:IT之家 | 时间:09-15 11:45</w:t>
+        <w:t>来源:IT之家 | 时间:09-15 17:45</w:t>
       </w:r>
     </w:p>
     <w:p>
@@ -352,7 +352,7 @@
             <w:color w:val="0563C1"/>
             <w:u w:val="single"/>
           </w:rPr>
-          <w:t>国家统计局：截至 6 月末我国已建成 70 余条算力大通道</w:t>
+          <w:t>美国参议院拟议新法案：AI 企业需证明自身已拿出防范风险的措施</w:t>
         </w:r>
       </w:hyperlink>
     </w:p>
@@ -376,7 +376,7 @@
           <w:color w:val="888888"/>
           <w:sz w:val="24"/>
         </w:rPr>
-        <w:t>国补后 38499 元七彩虹灵创 K16 顶配版开售：AMD 锐龙 AI Max+ 395，128GB 内存 + 4TB 存储</w:t>
+        <w:t>吉利银河战舰 700“AI 全地形硬核 SUV”预售：19.98 万-26.98 万元，还有 38.98 万的陆地方舟版</w:t>
       </w:r>
     </w:p>
     <w:p>
@@ -386,7 +386,7 @@
           <w:color w:val="888888"/>
           <w:sz w:val="18"/>
         </w:rPr>
-        <w:t>来源:IT之家 | 时间:09-15 11:12</w:t>
+        <w:t>来源:IT之家 | 时间:09-15 17:29</w:t>
       </w:r>
     </w:p>
     <w:p>
@@ -403,7 +403,7 @@
             <w:color w:val="0563C1"/>
             <w:u w:val="single"/>
           </w:rPr>
-          <w:t>国补后 38499 元七彩虹灵创 K16 顶配版开售：AMD 锐龙 AI Max+ 395，128GB 内存 + 4TB 存储</w:t>
+          <w:t>吉利银河战舰 700“AI 全地形硬核 SUV”预售：19.98 万-26.98 万元，还有 38.98 万的陆地方舟版</w:t>
         </w:r>
       </w:hyperlink>
     </w:p>
@@ -427,7 +427,7 @@
           <w:color w:val="888888"/>
           <w:sz w:val="24"/>
         </w:rPr>
-        <w:t>字节跳动 CEO 梁汝波：过去 50 年 IT 领域共出现四次发展高峰，AI 高峰远超前三次</w:t>
+        <w:t>国家超算互联网累计上线智能体 500 余个、覆盖 170 余个核心计算场景</w:t>
       </w:r>
     </w:p>
     <w:p>
@@ -437,7 +437,7 @@
           <w:color w:val="888888"/>
           <w:sz w:val="18"/>
         </w:rPr>
-        <w:t>来源:IT之家 | 时间:09-15 10:46</w:t>
+        <w:t>来源:IT之家 | 时间:09-15 17:22</w:t>
       </w:r>
     </w:p>
     <w:p>
@@ -454,7 +454,7 @@
             <w:color w:val="0563C1"/>
             <w:u w:val="single"/>
           </w:rPr>
-          <w:t>字节跳动 CEO 梁汝波：过去 50 年 IT 领域共出现四次发展高峰，AI 高峰远超前三次</w:t>
+          <w:t>国家超算互联网累计上线智能体 500 余个、覆盖 170 余个核心计算场景</w:t>
         </w:r>
       </w:hyperlink>
     </w:p>
@@ -478,7 +478,7 @@
           <w:color w:val="888888"/>
           <w:sz w:val="24"/>
         </w:rPr>
-        <w:t>英伟达黄仁勋大会现场公开接特朗普电话，后者斥责 AI 危险论是骗局</w:t>
+        <w:t>虹膜支付，何时才能跳出AI眼镜的演示噱头?</w:t>
       </w:r>
     </w:p>
     <w:p>
@@ -488,7 +488,7 @@
           <w:color w:val="888888"/>
           <w:sz w:val="18"/>
         </w:rPr>
-        <w:t>来源:IT之家 | 时间:09-15 10:36</w:t>
+        <w:t>来源:Bing新闻 | 时间:09-15 10:59</w:t>
       </w:r>
     </w:p>
     <w:p>
@@ -505,7 +505,7 @@
             <w:color w:val="0563C1"/>
             <w:u w:val="single"/>
           </w:rPr>
-          <w:t>英伟达黄仁勋大会现场公开接特朗普电话，后者斥责 AI 危险论是骗局</w:t>
+          <w:t>虹膜支付，何时才能跳出AI眼镜的演示噱头?</w:t>
         </w:r>
       </w:hyperlink>
     </w:p>
@@ -529,7 +529,7 @@
           <w:color w:val="888888"/>
           <w:sz w:val="24"/>
         </w:rPr>
-        <w:t>WPS 多端支持 Markdown：新增源码与所见即所得模式，支持公式与 Mermaid 图表</w:t>
+        <w:t>AI眼镜告别普涨时代 7月线上销量首降15.3% AR眼镜逆势增长72.7%</w:t>
       </w:r>
     </w:p>
     <w:p>
@@ -539,7 +539,7 @@
           <w:color w:val="888888"/>
           <w:sz w:val="18"/>
         </w:rPr>
-        <w:t>来源:IT之家 | 时间:09-15 10:35</w:t>
+        <w:t>来源:Bing新闻 | 时间:09-15 08:30</w:t>
       </w:r>
     </w:p>
     <w:p>
@@ -556,7 +556,7 @@
             <w:color w:val="0563C1"/>
             <w:u w:val="single"/>
           </w:rPr>
-          <w:t>WPS 多端支持 Markdown：新增源码与所见即所得模式，支持公式与 Mermaid 图表</w:t>
+          <w:t>AI眼镜告别普涨时代 7月线上销量首降15.3% AR眼镜逆势增长72.7%</w:t>
         </w:r>
       </w:hyperlink>
     </w:p>
@@ -580,7 +580,7 @@
           <w:color w:val="888888"/>
           <w:sz w:val="24"/>
         </w:rPr>
-        <w:t>消息称英国国王查尔斯三世本周将会见多家科技巨头高管，讨论 AI 治理话题</w:t>
+        <w:t>讯飞一周资讯：与青海省教育厅战略签约，AI眼镜登《财富》最佳设计榜，多款AI成果亮相国内外展会</w:t>
       </w:r>
     </w:p>
     <w:p>
@@ -590,7 +590,7 @@
           <w:color w:val="888888"/>
           <w:sz w:val="18"/>
         </w:rPr>
-        <w:t>来源:IT之家 | 时间:09-15 10:18</w:t>
+        <w:t>来源:Bing新闻 | 时间:09-15 07:03</w:t>
       </w:r>
     </w:p>
     <w:p>
@@ -607,7 +607,7 @@
             <w:color w:val="0563C1"/>
             <w:u w:val="single"/>
           </w:rPr>
-          <w:t>消息称英国国王查尔斯三世本周将会见多家科技巨头高管，讨论 AI 治理话题</w:t>
+          <w:t>讯飞一周资讯：与青海省教育厅战略签约，AI眼镜登《财富》最佳设计榜，多款AI成果亮相国内外展会</w:t>
         </w:r>
       </w:hyperlink>
     </w:p>
@@ -631,7 +631,7 @@
           <w:color w:val="888888"/>
           <w:sz w:val="24"/>
         </w:rPr>
-        <w:t>白宫科技顾问抨击 Anthropic 和 OpenAI：你们要自己制造安全产品，别老想着靠政府干预</w:t>
+        <w:t>AI助盲眼镜、智能导盲犬加速落地，科技助盲仍面临哪些挑战？</w:t>
       </w:r>
     </w:p>
     <w:p>
@@ -641,7 +641,7 @@
           <w:color w:val="888888"/>
           <w:sz w:val="18"/>
         </w:rPr>
-        <w:t>来源:IT之家 | 时间:09-15 09:52</w:t>
+        <w:t>来源:Bing新闻 | 时间:09-15 04:48</w:t>
       </w:r>
     </w:p>
     <w:p>
@@ -658,7 +658,7 @@
             <w:color w:val="0563C1"/>
             <w:u w:val="single"/>
           </w:rPr>
-          <w:t>白宫科技顾问抨击 Anthropic 和 OpenAI：你们要自己制造安全产品，别老想着靠政府干预</w:t>
+          <w:t>AI助盲眼镜、智能导盲犬加速落地，科技助盲仍面临哪些挑战？</w:t>
         </w:r>
       </w:hyperlink>
     </w:p>
@@ -682,7 +682,7 @@
           <w:color w:val="888888"/>
           <w:sz w:val="24"/>
         </w:rPr>
-        <w:t>Ex-FTC boss Khan: break out the handcuffs for AI CEOs, citing 1934 precedent</w:t>
+        <w:t>智能眼镜是什么？夸克AI眼镜S1、小米AI眼镜、STARV MYVU三款热门产品体验解析</w:t>
       </w:r>
     </w:p>
     <w:p>
@@ -692,7 +692,7 @@
           <w:color w:val="888888"/>
           <w:sz w:val="18"/>
         </w:rPr>
-        <w:t>来源:Hacker News | 时间:09-15 08:40</w:t>
+        <w:t>来源:Bing新闻 | 时间:09-15 02:07</w:t>
       </w:r>
     </w:p>
     <w:p>
@@ -709,7 +709,7 @@
             <w:color w:val="0563C1"/>
             <w:u w:val="single"/>
           </w:rPr>
-          <w:t>Ex-FTC boss Khan: break out the handcuffs for AI CEOs, citing 1934 precedent</w:t>
+          <w:t>智能眼镜是什么？夸克AI眼镜S1、小米AI眼镜、STARV MYVU三款热门产品体验解析</w:t>
         </w:r>
       </w:hyperlink>
     </w:p>
@@ -733,7 +733,7 @@
           <w:color w:val="888888"/>
           <w:sz w:val="24"/>
         </w:rPr>
-        <w:t>科技助残新突破 | AI助盲眼镜、智能导盲犬加速落地</w:t>
+        <w:t>几个月营收便数百万美金，这款AI眼镜是怎么破圈的？</w:t>
       </w:r>
     </w:p>
     <w:p>
@@ -743,7 +743,7 @@
           <w:color w:val="888888"/>
           <w:sz w:val="18"/>
         </w:rPr>
-        <w:t>来源:Bing新闻 | 时间:09-15 03:09</w:t>
+        <w:t>来源:Bing新闻 | 时间:09-15 00:51</w:t>
       </w:r>
     </w:p>
     <w:p>
@@ -760,7 +760,7 @@
             <w:color w:val="0563C1"/>
             <w:u w:val="single"/>
           </w:rPr>
-          <w:t>科技助残新突破 | AI助盲眼镜、智能导盲犬加速落地</w:t>
+          <w:t>几个月营收便数百万美金，这款AI眼镜是怎么破圈的？</w:t>
         </w:r>
       </w:hyperlink>
     </w:p>
@@ -886,108 +886,6 @@
           <w:color w:val="888888"/>
           <w:sz w:val="24"/>
         </w:rPr>
-        <w:t>AI眼镜告别普涨时代 7月线上销量首降15.3% AR眼镜逆势增长72.7%</w:t>
-      </w:r>
-    </w:p>
-    <w:p>
-      <w:r>
-        <w:rPr>
-          <w:rFonts w:ascii="Times New Roman" w:hAnsi="Times New Roman" w:eastAsia="宋体"/>
-          <w:color w:val="888888"/>
-          <w:sz w:val="18"/>
-        </w:rPr>
-        <w:t>来源:Bing新闻 | 时间:09-14 18:30</w:t>
-      </w:r>
-    </w:p>
-    <w:p>
-      <w:r>
-        <w:rPr>
-          <w:rFonts w:ascii="Times New Roman" w:hAnsi="Times New Roman" w:eastAsia="宋体"/>
-          <w:sz w:val="18"/>
-        </w:rPr>
-        <w:t>链接:</w:t>
-      </w:r>
-      <w:hyperlink r:id="rId25">
-        <w:r>
-          <w:rPr>
-            <w:color w:val="0563C1"/>
-            <w:u w:val="single"/>
-          </w:rPr>
-          <w:t>AI眼镜告别普涨时代 7月线上销量首降15.3% AR眼镜逆势增长72.7%</w:t>
-        </w:r>
-      </w:hyperlink>
-    </w:p>
-    <w:p>
-      <w:pPr>
-        <w:pStyle w:val="Heading3"/>
-      </w:pPr>
-      <w:r>
-        <w:rPr>
-          <w:rFonts w:ascii="Times New Roman" w:hAnsi="Times New Roman" w:eastAsia="黑体"/>
-          <w:b w:val="0"/>
-          <w:color w:val="888888"/>
-          <w:sz w:val="24"/>
-        </w:rPr>
-        <w:t>【C级·参考】</w:t>
-      </w:r>
-      <w:r>
-        <w:rPr>
-          <w:rFonts w:ascii="Times New Roman" w:hAnsi="Times New Roman" w:eastAsia="黑体"/>
-          <w:b w:val="0"/>
-          <w:color w:val="888888"/>
-          <w:sz w:val="24"/>
-        </w:rPr>
-        <w:t>讯飞AI眼镜接入蚂蚁灵影AOS生态体系，从商务场景转向全场景生活服务</w:t>
-      </w:r>
-    </w:p>
-    <w:p>
-      <w:r>
-        <w:rPr>
-          <w:rFonts w:ascii="Times New Roman" w:hAnsi="Times New Roman" w:eastAsia="宋体"/>
-          <w:color w:val="888888"/>
-          <w:sz w:val="18"/>
-        </w:rPr>
-        <w:t>来源:Bing新闻 | 时间:09-14 16:41</w:t>
-      </w:r>
-    </w:p>
-    <w:p>
-      <w:r>
-        <w:rPr>
-          <w:rFonts w:ascii="Times New Roman" w:hAnsi="Times New Roman" w:eastAsia="宋体"/>
-          <w:sz w:val="18"/>
-        </w:rPr>
-        <w:t>链接:</w:t>
-      </w:r>
-      <w:hyperlink r:id="rId26">
-        <w:r>
-          <w:rPr>
-            <w:color w:val="0563C1"/>
-            <w:u w:val="single"/>
-          </w:rPr>
-          <w:t>讯飞AI眼镜接入蚂蚁灵影AOS生态体系，从商务场景转向全场景生活服务</w:t>
-        </w:r>
-      </w:hyperlink>
-    </w:p>
-    <w:p>
-      <w:pPr>
-        <w:pStyle w:val="Heading3"/>
-      </w:pPr>
-      <w:r>
-        <w:rPr>
-          <w:rFonts w:ascii="Times New Roman" w:hAnsi="Times New Roman" w:eastAsia="黑体"/>
-          <w:b w:val="0"/>
-          <w:color w:val="888888"/>
-          <w:sz w:val="24"/>
-        </w:rPr>
-        <w:t>【C级·参考】</w:t>
-      </w:r>
-      <w:r>
-        <w:rPr>
-          <w:rFonts w:ascii="Times New Roman" w:hAnsi="Times New Roman" w:eastAsia="黑体"/>
-          <w:b w:val="0"/>
-          <w:color w:val="888888"/>
-          <w:sz w:val="24"/>
-        </w:rPr>
         <w:t>怎样让不戴眼镜的人，愿意每天戴一副AI眼镜？|专访应用材料公司副总裁 Paul Meissner</w:t>
       </w:r>
     </w:p>
@@ -1009,7 +907,7 @@
         </w:rPr>
         <w:t>链接:</w:t>
       </w:r>
-      <w:hyperlink r:id="rId27">
+      <w:hyperlink r:id="rId25">
         <w:r>
           <w:rPr>
             <w:color w:val="0563C1"/>
@@ -1032,9 +930,55 @@
       </w:r>
     </w:p>
     <w:p>
+      <w:pPr>
+        <w:pStyle w:val="Heading3"/>
+      </w:pPr>
       <w:r>
-        <w:t>本线口暂无重要更新</w:t>
+        <w:rPr>
+          <w:rFonts w:ascii="Times New Roman" w:hAnsi="Times New Roman" w:eastAsia="黑体"/>
+          <w:b w:val="0"/>
+          <w:color w:val="888888"/>
+          <w:sz w:val="24"/>
+        </w:rPr>
+        <w:t>【C级·参考】</w:t>
       </w:r>
+      <w:r>
+        <w:rPr>
+          <w:rFonts w:ascii="Times New Roman" w:hAnsi="Times New Roman" w:eastAsia="黑体"/>
+          <w:b w:val="0"/>
+          <w:color w:val="888888"/>
+          <w:sz w:val="24"/>
+        </w:rPr>
+        <w:t>全国首个具身智能机器人专用 SIM 卡发布：套餐 599 元起，峰值上行 500Mbps</w:t>
+      </w:r>
+    </w:p>
+    <w:p>
+      <w:r>
+        <w:rPr>
+          <w:rFonts w:ascii="Times New Roman" w:hAnsi="Times New Roman" w:eastAsia="宋体"/>
+          <w:color w:val="888888"/>
+          <w:sz w:val="18"/>
+        </w:rPr>
+        <w:t>来源:IT之家 | 时间:09-15 18:17</w:t>
+      </w:r>
+    </w:p>
+    <w:p>
+      <w:r>
+        <w:rPr>
+          <w:rFonts w:ascii="Times New Roman" w:hAnsi="Times New Roman" w:eastAsia="宋体"/>
+          <w:sz w:val="18"/>
+        </w:rPr>
+        <w:t>链接:</w:t>
+      </w:r>
+      <w:hyperlink r:id="rId26">
+        <w:r>
+          <w:rPr>
+            <w:color w:val="0563C1"/>
+            <w:u w:val="single"/>
+          </w:rPr>
+          <w:t>全国首个具身智能机器人专用 SIM 卡发布：套餐 599 元起，峰值上行 500Mbps</w:t>
+        </w:r>
+      </w:hyperlink>
     </w:p>
     <w:p>
       <w:pPr>
@@ -1059,7 +1003,7 @@
           <w:color w:val="888888"/>
           <w:sz w:val="24"/>
         </w:rPr>
-        <w:t>【C级·参考】</w:t>
+        <w:t>【C级·参考|本地】</w:t>
       </w:r>
       <w:r>
         <w:rPr>
@@ -1068,7 +1012,7 @@
           <w:color w:val="888888"/>
           <w:sz w:val="24"/>
         </w:rPr>
-        <w:t>Waymo 自动驾驶出租车商业服务目标 2027 年正式登陆日本东京市场</w:t>
+        <w:t>深圳新机场定名“深圳龙华机场”，未来将成当地规模最大低空起降枢纽</w:t>
       </w:r>
     </w:p>
     <w:p>
@@ -1078,7 +1022,7 @@
           <w:color w:val="888888"/>
           <w:sz w:val="18"/>
         </w:rPr>
-        <w:t>来源:IT之家 | 时间:09-15 11:12</w:t>
+        <w:t>来源:IT之家 | 时间:09-15 20:03</w:t>
       </w:r>
     </w:p>
     <w:p>
@@ -1089,13 +1033,13 @@
         </w:rPr>
         <w:t>链接:</w:t>
       </w:r>
-      <w:hyperlink r:id="rId28">
+      <w:hyperlink r:id="rId27">
         <w:r>
           <w:rPr>
             <w:color w:val="0563C1"/>
             <w:u w:val="single"/>
           </w:rPr>
-          <w:t>Waymo 自动驾驶出租车商业服务目标 2027 年正式登陆日本东京市场</w:t>
+          <w:t>深圳新机场定名“深圳龙华机场”，未来将成当地规模最大低空起降枢纽</w:t>
         </w:r>
       </w:hyperlink>
     </w:p>
@@ -1148,7 +1092,7 @@
           <w:color w:val="888888"/>
           <w:sz w:val="24"/>
         </w:rPr>
-        <w:t>网易《无限大》不设任何角色卡池：纯外观付费，2027 年 1 月 15 日免费登陆 PC、PS5 和移动端</w:t>
+        <w:t>《007 初露锋芒》游戏路径追踪更新上线，最低 RTX 5070</w:t>
       </w:r>
     </w:p>
     <w:p>
@@ -1158,7 +1102,7 @@
           <w:color w:val="888888"/>
           <w:sz w:val="18"/>
         </w:rPr>
-        <w:t>来源:IT之家 | 时间:09-15 13:55</w:t>
+        <w:t>来源:IT之家 | 时间:09-15 19:01</w:t>
       </w:r>
     </w:p>
     <w:p>
@@ -1169,13 +1113,13 @@
         </w:rPr>
         <w:t>链接:</w:t>
       </w:r>
-      <w:hyperlink r:id="rId29">
+      <w:hyperlink r:id="rId28">
         <w:r>
           <w:rPr>
             <w:color w:val="0563C1"/>
             <w:u w:val="single"/>
           </w:rPr>
-          <w:t>网易《无限大》不设任何角色卡池：纯外观付费，2027 年 1 月 15 日免费登陆 PC、PS5 和移动端</w:t>
+          <w:t>《007 初露锋芒》游戏路径追踪更新上线，最低 RTX 5070</w:t>
         </w:r>
       </w:hyperlink>
     </w:p>
@@ -1199,7 +1143,7 @@
           <w:color w:val="888888"/>
           <w:sz w:val="24"/>
         </w:rPr>
-        <w:t>完美世界电竞再度于上海主办 2027 反恐精英世界锦标赛</w:t>
+        <w:t>外网热议：人人吹爆的“神作游戏”，为啥我玩不进去？网友：“你真不是唯一”！</w:t>
       </w:r>
     </w:p>
     <w:p>
@@ -1209,7 +1153,58 @@
           <w:color w:val="888888"/>
           <w:sz w:val="18"/>
         </w:rPr>
-        <w:t>来源:IT之家 | 时间:09-15 11:21</w:t>
+        <w:t>来源:GameLook | 时间:09-15 17:17</w:t>
+      </w:r>
+    </w:p>
+    <w:p>
+      <w:r>
+        <w:rPr>
+          <w:rFonts w:ascii="Times New Roman" w:hAnsi="Times New Roman" w:eastAsia="宋体"/>
+          <w:sz w:val="18"/>
+        </w:rPr>
+        <w:t>链接:</w:t>
+      </w:r>
+      <w:hyperlink r:id="rId29">
+        <w:r>
+          <w:rPr>
+            <w:color w:val="0563C1"/>
+            <w:u w:val="single"/>
+          </w:rPr>
+          <w:t>外网热议：人人吹爆的“神作游戏”，为啥我玩不进去？网友：“你真不是唯一”！</w:t>
+        </w:r>
+      </w:hyperlink>
+    </w:p>
+    <w:p>
+      <w:pPr>
+        <w:pStyle w:val="Heading3"/>
+      </w:pPr>
+      <w:r>
+        <w:rPr>
+          <w:rFonts w:ascii="Times New Roman" w:hAnsi="Times New Roman" w:eastAsia="黑体"/>
+          <w:b w:val="0"/>
+          <w:color w:val="888888"/>
+          <w:sz w:val="24"/>
+        </w:rPr>
+        <w:t>【C级·参考】</w:t>
+      </w:r>
+      <w:r>
+        <w:rPr>
+          <w:rFonts w:ascii="Times New Roman" w:hAnsi="Times New Roman" w:eastAsia="黑体"/>
+          <w:b w:val="0"/>
+          <w:color w:val="888888"/>
+          <w:sz w:val="24"/>
+        </w:rPr>
+        <w:t>借助 Wine-NX，任天堂 Switch 已可运行《极品飞车：地下狂飙 2》等经典 Windows 游戏</w:t>
+      </w:r>
+    </w:p>
+    <w:p>
+      <w:r>
+        <w:rPr>
+          <w:rFonts w:ascii="Times New Roman" w:hAnsi="Times New Roman" w:eastAsia="宋体"/>
+          <w:color w:val="888888"/>
+          <w:sz w:val="18"/>
+        </w:rPr>
+        <w:t>来源:IT之家 | 时间:09-15 16:59</w:t>
       </w:r>
     </w:p>
     <w:p>
@@ -1226,7 +1221,7 @@
             <w:color w:val="0563C1"/>
             <w:u w:val="single"/>
           </w:rPr>
-          <w:t>完美世界电竞再度于上海主办 2027 反恐精英世界锦标赛</w:t>
+          <w:t>借助 Wine-NX，任天堂 Switch 已可运行《极品飞车：地下狂飙 2》等经典 Windows 游戏</w:t>
         </w:r>
       </w:hyperlink>
     </w:p>
@@ -1589,6 +1584,18 @@
     </w:p>
     <w:p>
       <w:pPr>
+        <w:pStyle w:val="Heading2"/>
+      </w:pPr>
+      <w:r>
+        <w:rPr>
+          <w:rFonts w:ascii="Times New Roman" w:hAnsi="Times New Roman" w:eastAsia="黑体"/>
+          <w:sz w:val="28"/>
+        </w:rPr>
+        <w:t>消费/以旧换新/新餐饮</w:t>
+      </w:r>
+    </w:p>
+    <w:p>
+      <w:pPr>
         <w:pStyle w:val="Heading3"/>
       </w:pPr>
       <w:r>
@@ -1607,7 +1614,7 @@
           <w:color w:val="888888"/>
           <w:sz w:val="24"/>
         </w:rPr>
-        <w:t>游戏圈天价离婚案：《穿越火线》开发商老板“分割财产”，前妻获得127亿元</w:t>
+        <w:t>国补到手价 5099.15 元起，小米电视 S Pro RGB-Mini LED 2027 开售</w:t>
       </w:r>
     </w:p>
     <w:p>
@@ -1617,7 +1624,7 @@
           <w:color w:val="888888"/>
           <w:sz w:val="18"/>
         </w:rPr>
-        <w:t>来源:GameLook | 时间:09-14 09:59</w:t>
+        <w:t>来源:IT之家 | 时间:09-15 20:34</w:t>
       </w:r>
     </w:p>
     <w:p>
@@ -1634,26 +1641,9 @@
             <w:color w:val="0563C1"/>
             <w:u w:val="single"/>
           </w:rPr>
-          <w:t>游戏圈天价离婚案：《穿越火线》开发商老板“分割财产”，前妻获得127亿元</w:t>
+          <w:t>国补到手价 5099.15 元起，小米电视 S Pro RGB-Mini LED 2027 开售</w:t>
         </w:r>
       </w:hyperlink>
-    </w:p>
-    <w:p>
-      <w:pPr>
-        <w:pStyle w:val="Heading2"/>
-      </w:pPr>
-      <w:r>
-        <w:rPr>
-          <w:rFonts w:ascii="Times New Roman" w:hAnsi="Times New Roman" w:eastAsia="黑体"/>
-          <w:sz w:val="28"/>
-        </w:rPr>
-        <w:t>消费/以旧换新/新餐饮</w:t>
-      </w:r>
-    </w:p>
-    <w:p>
-      <w:r>
-        <w:t>本线口暂无重要更新</w:t>
-      </w:r>
     </w:p>
     <w:p>
       <w:pPr>
@@ -1681,7 +1671,7 @@
           <w:rFonts w:ascii="Times New Roman" w:hAnsi="Times New Roman" w:eastAsia="宋体"/>
           <w:sz w:val="18"/>
         </w:rPr>
-        <w:t>IT之家(60)、GameLook(18)、HackerNews(5)、Bing新闻(6)</w:t>
+        <w:t>IT之家(60)、GameLook(20)、HackerNews(4)、Bing新闻(7)</w:t>
       </w:r>
     </w:p>
     <w:p>

--- a/briefings/线口监测午报-2026-09-15.docx
+++ b/briefings/线口监测午报-2026-09-15.docx
@@ -22,7 +22,7 @@
           <w:color w:val="888888"/>
           <w:sz w:val="18"/>
         </w:rPr>
-        <w:t>监测窗口:近48小时 | 生成时间:2026-09-15 20:37</w:t>
+        <w:t>监测窗口:近48小时 | 生成时间:2026-09-15 21:27</w:t>
       </w:r>
     </w:p>
     <w:p>
@@ -70,6 +70,57 @@
           <w:color w:val="888888"/>
           <w:sz w:val="24"/>
         </w:rPr>
+        <w:t>博通 CEO 陈福阳回应 AI 放缓担忧：算力需求仍强劲，长期收入目标不变</w:t>
+      </w:r>
+    </w:p>
+    <w:p>
+      <w:r>
+        <w:rPr>
+          <w:rFonts w:ascii="Times New Roman" w:hAnsi="Times New Roman" w:eastAsia="宋体"/>
+          <w:color w:val="888888"/>
+          <w:sz w:val="18"/>
+        </w:rPr>
+        <w:t>来源:IT之家 | 时间:09-15 20:43</w:t>
+      </w:r>
+    </w:p>
+    <w:p>
+      <w:r>
+        <w:rPr>
+          <w:rFonts w:ascii="Times New Roman" w:hAnsi="Times New Roman" w:eastAsia="宋体"/>
+          <w:sz w:val="18"/>
+        </w:rPr>
+        <w:t>链接:</w:t>
+      </w:r>
+      <w:hyperlink r:id="rId9">
+        <w:r>
+          <w:rPr>
+            <w:color w:val="0563C1"/>
+            <w:u w:val="single"/>
+          </w:rPr>
+          <w:t>博通 CEO 陈福阳回应 AI 放缓担忧：算力需求仍强劲，长期收入目标不变</w:t>
+        </w:r>
+      </w:hyperlink>
+    </w:p>
+    <w:p>
+      <w:pPr>
+        <w:pStyle w:val="Heading3"/>
+      </w:pPr>
+      <w:r>
+        <w:rPr>
+          <w:rFonts w:ascii="Times New Roman" w:hAnsi="Times New Roman" w:eastAsia="黑体"/>
+          <w:b w:val="0"/>
+          <w:color w:val="888888"/>
+          <w:sz w:val="24"/>
+        </w:rPr>
+        <w:t>【C级·参考】</w:t>
+      </w:r>
+      <w:r>
+        <w:rPr>
+          <w:rFonts w:ascii="Times New Roman" w:hAnsi="Times New Roman" w:eastAsia="黑体"/>
+          <w:b w:val="0"/>
+          <w:color w:val="888888"/>
+          <w:sz w:val="24"/>
+        </w:rPr>
         <w:t>因 AI 投入加大，消息称字节跳动今年上半年利润降至 200 亿美元</w:t>
       </w:r>
     </w:p>
@@ -91,7 +142,7 @@
         </w:rPr>
         <w:t>链接:</w:t>
       </w:r>
-      <w:hyperlink r:id="rId9">
+      <w:hyperlink r:id="rId10">
         <w:r>
           <w:rPr>
             <w:color w:val="0563C1"/>
@@ -142,7 +193,7 @@
         </w:rPr>
         <w:t>链接:</w:t>
       </w:r>
-      <w:hyperlink r:id="rId10">
+      <w:hyperlink r:id="rId11">
         <w:r>
           <w:rPr>
             <w:color w:val="0563C1"/>
@@ -193,7 +244,7 @@
         </w:rPr>
         <w:t>链接:</w:t>
       </w:r>
-      <w:hyperlink r:id="rId11">
+      <w:hyperlink r:id="rId12">
         <w:r>
           <w:rPr>
             <w:color w:val="0563C1"/>
@@ -244,7 +295,7 @@
         </w:rPr>
         <w:t>链接:</w:t>
       </w:r>
-      <w:hyperlink r:id="rId12">
+      <w:hyperlink r:id="rId13">
         <w:r>
           <w:rPr>
             <w:color w:val="0563C1"/>
@@ -295,7 +346,7 @@
         </w:rPr>
         <w:t>链接:</w:t>
       </w:r>
-      <w:hyperlink r:id="rId13">
+      <w:hyperlink r:id="rId14">
         <w:r>
           <w:rPr>
             <w:color w:val="0563C1"/>
@@ -346,7 +397,7 @@
         </w:rPr>
         <w:t>链接:</w:t>
       </w:r>
-      <w:hyperlink r:id="rId14">
+      <w:hyperlink r:id="rId15">
         <w:r>
           <w:rPr>
             <w:color w:val="0563C1"/>
@@ -397,7 +448,7 @@
         </w:rPr>
         <w:t>链接:</w:t>
       </w:r>
-      <w:hyperlink r:id="rId15">
+      <w:hyperlink r:id="rId16">
         <w:r>
           <w:rPr>
             <w:color w:val="0563C1"/>
@@ -448,64 +499,13 @@
         </w:rPr>
         <w:t>链接:</w:t>
       </w:r>
-      <w:hyperlink r:id="rId16">
+      <w:hyperlink r:id="rId17">
         <w:r>
           <w:rPr>
             <w:color w:val="0563C1"/>
             <w:u w:val="single"/>
           </w:rPr>
           <w:t>国家超算互联网累计上线智能体 500 余个、覆盖 170 余个核心计算场景</w:t>
-        </w:r>
-      </w:hyperlink>
-    </w:p>
-    <w:p>
-      <w:pPr>
-        <w:pStyle w:val="Heading3"/>
-      </w:pPr>
-      <w:r>
-        <w:rPr>
-          <w:rFonts w:ascii="Times New Roman" w:hAnsi="Times New Roman" w:eastAsia="黑体"/>
-          <w:b w:val="0"/>
-          <w:color w:val="888888"/>
-          <w:sz w:val="24"/>
-        </w:rPr>
-        <w:t>【C级·参考】</w:t>
-      </w:r>
-      <w:r>
-        <w:rPr>
-          <w:rFonts w:ascii="Times New Roman" w:hAnsi="Times New Roman" w:eastAsia="黑体"/>
-          <w:b w:val="0"/>
-          <w:color w:val="888888"/>
-          <w:sz w:val="24"/>
-        </w:rPr>
-        <w:t>虹膜支付，何时才能跳出AI眼镜的演示噱头?</w:t>
-      </w:r>
-    </w:p>
-    <w:p>
-      <w:r>
-        <w:rPr>
-          <w:rFonts w:ascii="Times New Roman" w:hAnsi="Times New Roman" w:eastAsia="宋体"/>
-          <w:color w:val="888888"/>
-          <w:sz w:val="18"/>
-        </w:rPr>
-        <w:t>来源:Bing新闻 | 时间:09-15 10:59</w:t>
-      </w:r>
-    </w:p>
-    <w:p>
-      <w:r>
-        <w:rPr>
-          <w:rFonts w:ascii="Times New Roman" w:hAnsi="Times New Roman" w:eastAsia="宋体"/>
-          <w:sz w:val="18"/>
-        </w:rPr>
-        <w:t>链接:</w:t>
-      </w:r>
-      <w:hyperlink r:id="rId17">
-        <w:r>
-          <w:rPr>
-            <w:color w:val="0563C1"/>
-            <w:u w:val="single"/>
-          </w:rPr>
-          <w:t>虹膜支付，何时才能跳出AI眼镜的演示噱头?</w:t>
         </w:r>
       </w:hyperlink>
     </w:p>
@@ -949,7 +949,7 @@
           <w:color w:val="888888"/>
           <w:sz w:val="24"/>
         </w:rPr>
-        <w:t>全国首个具身智能机器人专用 SIM 卡发布：套餐 599 元起，峰值上行 500Mbps</w:t>
+        <w:t>全国首个具身智能机器人专用 SIM 卡发布：套餐 599 元起，峰值上行至高 500Mbps</w:t>
       </w:r>
     </w:p>
     <w:p>
@@ -976,7 +976,7 @@
             <w:color w:val="0563C1"/>
             <w:u w:val="single"/>
           </w:rPr>
-          <w:t>全国首个具身智能机器人专用 SIM 卡发布：套餐 599 元起，峰值上行 500Mbps</w:t>
+          <w:t>全国首个具身智能机器人专用 SIM 卡发布：套餐 599 元起，峰值上行至高 500Mbps</w:t>
         </w:r>
       </w:hyperlink>
     </w:p>
@@ -1533,6 +1533,18 @@
     </w:p>
     <w:p>
       <w:pPr>
+        <w:pStyle w:val="Heading2"/>
+      </w:pPr>
+      <w:r>
+        <w:rPr>
+          <w:rFonts w:ascii="Times New Roman" w:hAnsi="Times New Roman" w:eastAsia="黑体"/>
+          <w:sz w:val="28"/>
+        </w:rPr>
+        <w:t>消费/以旧换新/新餐饮</w:t>
+      </w:r>
+    </w:p>
+    <w:p>
+      <w:pPr>
         <w:pStyle w:val="Heading3"/>
       </w:pPr>
       <w:r>
@@ -1551,7 +1563,7 @@
           <w:color w:val="888888"/>
           <w:sz w:val="24"/>
         </w:rPr>
-        <w:t>中年人发文：“42岁读研做游戏怎么样”？网友纷纷劝退：做游戏不认学历</w:t>
+        <w:t>因 iOS 18 导致部分 iPhone 15 屏幕绿线，苹果遭印度消费者保护机构调查</w:t>
       </w:r>
     </w:p>
     <w:p>
@@ -1561,7 +1573,7 @@
           <w:color w:val="888888"/>
           <w:sz w:val="18"/>
         </w:rPr>
-        <w:t>来源:GameLook | 时间:09-14 10:14</w:t>
+        <w:t>来源:IT之家 | 时间:09-15 20:41</w:t>
       </w:r>
     </w:p>
     <w:p>
@@ -1578,21 +1590,9 @@
             <w:color w:val="0563C1"/>
             <w:u w:val="single"/>
           </w:rPr>
-          <w:t>中年人发文：“42岁读研做游戏怎么样”？网友纷纷劝退：做游戏不认学历</w:t>
+          <w:t>因 iOS 18 导致部分 iPhone 15 屏幕绿线，苹果遭印度消费者保护机构调查</w:t>
         </w:r>
       </w:hyperlink>
-    </w:p>
-    <w:p>
-      <w:pPr>
-        <w:pStyle w:val="Heading2"/>
-      </w:pPr>
-      <w:r>
-        <w:rPr>
-          <w:rFonts w:ascii="Times New Roman" w:hAnsi="Times New Roman" w:eastAsia="黑体"/>
-          <w:sz w:val="28"/>
-        </w:rPr>
-        <w:t>消费/以旧换新/新餐饮</w:t>
-      </w:r>
     </w:p>
     <w:p>
       <w:pPr>
